--- a/Free-Quarry/Ultras/The-Psalm-139-Ultra.docx
+++ b/Free-Quarry/Ultras/The-Psalm-139-Ultra.docx
@@ -3552,6 +3552,23 @@
     </w:p>
     <w:p>
       <w:pPr>
+        <w:jc w:val="center"/>
+      </w:pPr>
+      <w:r>
+        <w:rPr>
+          <w:b w:val="false"/>
+          <w:bCs w:val="false"/>
+          <w:i w:val="false"/>
+          <w:iCs w:val="false"/>
+          <w:sz w:val="20"/>
+          <w:szCs w:val="20"/>
+          <w:rtl w:val="false"/>
+        </w:rPr>
+        <w:t>PROPOSED AND WITHDRAWN — 24 August 2026, the Free Quarry. The second pass moved this line to “and night, the light around me”, on three arguments: the Hebrew fronts laylah, a verbless clause would seat it beside verse 8’s two jolts and verse 12’s close in the same movement, and “turn to night” collides with “tonight” in speech — a boundary the mouth cannot mark. THE THIRD ARGUMENT WAS THEN TESTED AND FAILED. Read aloud, “and night” was heard as “AT night”, which attaches backward to the crushing and produces a fully plausible English sentence with a changed meaning — the same class of fault the change was made to remove, and arguably a worse instance of it. The line is restored. THE TWO STRUCTURAL ARGUMENTS STILL STAND and are left on the record for a later hand, but they were not what justified exceeding the review pass’s “cuts, and only cuts” authority; the boundary argument was, and it is gone. THE HONEST RESIDUE: the collision lives in the words rather than in their order, so this line may have no arrangement that is clean in both the eye and the mouth. Recorded because a failed cut is worth as much to the shelf as a kept one.</w:t>
+      </w:r>
+    </w:p>
+    <w:p>
+      <w:pPr>
         <w:keepNext/>
         <w:keepLines/>
         <w:spacing w:after="20" w:before="760"/>
@@ -4610,7 +4627,7 @@
           <w:szCs w:val="22"/>
           <w:rtl w:val="false"/>
         </w:rPr>
-        <w:t>needleworked in the depths of the earth.</w:t>
+        <w:t>embroidered in the depths of the earth.</w:t>
       </w:r>
     </w:p>
     <w:p>
@@ -4779,6 +4796,23 @@
     </w:p>
     <w:p>
       <w:pPr>
+        <w:jc w:val="center"/>
+      </w:pPr>
+      <w:r>
+        <w:rPr>
+          <w:b w:val="false"/>
+          <w:bCs w:val="false"/>
+          <w:i w:val="false"/>
+          <w:iCs w:val="false"/>
+          <w:sz w:val="20"/>
+          <w:szCs w:val="20"/>
+          <w:rtl w:val="false"/>
+        </w:rPr>
+        <w:t>CHISELLED, SECOND PASS — 24 August 2026, the Free Quarry. “Needleworked” is cut for “embroidered”. The recovery below names the trade and the line then invented a word for it; raqam IS embroidery, and the roqem worked the tabernacle screens, so the exact word was already available. The coinage also failed the read-aloud — the practitioner’s mouth split it back into two words. The section name stays “Needlework in the Deep”, which names the catch rather than quoting the line. The Closing’s echo — “his frame needleworked in the dark” — follows the bloom to “embroidered”, since a closing that summarises the stone must quote what the stone now says. HELD AND PRINTED: “embroidered” carries a decorative colour in English that the coinage avoided, and this verse is about being made rather than adorned. The objection is real — and answered by the fact that the roqem’s work WAS decorative, in coloured thread, so the strangeness of applying it to a body is the Hebrew’s own and not ours. FOR THE LEDGER: the superseded rendering is already filed in the Concordance, so this needs an amendment at the next accretion rather than a silent change — add pages, never scrape.</w:t>
+      </w:r>
+    </w:p>
+    <w:p>
+      <w:pPr>
         <w:keepNext/>
         <w:keepLines/>
         <w:spacing w:after="20" w:before="760"/>
@@ -4916,7 +4950,7 @@
           <w:szCs w:val="22"/>
           <w:rtl w:val="false"/>
         </w:rPr>
-        <w:t>shaped, every one,</w:t>
+        <w:t>shaped, each one,</w:t>
       </w:r>
     </w:p>
     <w:p>
@@ -5102,6 +5136,23 @@
     </w:p>
     <w:p>
       <w:pPr>
+        <w:jc w:val="center"/>
+      </w:pPr>
+      <w:r>
+        <w:rPr>
+          <w:b w:val="false"/>
+          <w:bCs w:val="false"/>
+          <w:i w:val="false"/>
+          <w:iCs w:val="false"/>
+          <w:sz w:val="20"/>
+          <w:szCs w:val="20"/>
+          <w:rtl w:val="false"/>
+        </w:rPr>
+        <w:t>CHISELLED, SECOND PASS — 24 August 2026, the Free Quarry. “Every one” becomes “each one”. A read-aloud fix rather than a lexical one: “every one” collapses to “everyone” in speech and the space is the entire meaning, while “each one” has no single word to collapse into. No semantic cost — and “each” arguably suits yutsaru better, every day shaped on its own.</w:t>
+      </w:r>
+    </w:p>
+    <w:p>
+      <w:pPr>
         <w:keepNext/>
         <w:keepLines/>
         <w:spacing w:after="20" w:before="760"/>
@@ -7282,7 +7333,7 @@
           <w:szCs w:val="22"/>
           <w:rtl w:val="false"/>
         </w:rPr>
-        <w:t>and lead me in the way beyond all horizons.</w:t>
+        <w:t>and lead me in the way past the horizon.</w:t>
       </w:r>
     </w:p>
     <w:p>
@@ -7451,6 +7502,23 @@
     </w:p>
     <w:p>
       <w:pPr>
+        <w:jc w:val="center"/>
+      </w:pPr>
+      <w:r>
+        <w:rPr>
+          <w:b w:val="false"/>
+          <w:bCs w:val="false"/>
+          <w:i w:val="false"/>
+          <w:iCs w:val="false"/>
+          <w:sz w:val="20"/>
+          <w:szCs w:val="20"/>
+          <w:rtl w:val="false"/>
+        </w:rPr>
+        <w:t>CHISELLED, SECOND PASS — 24 August 2026, the Free Quarry. “Beyond all horizons” becomes “past the horizon”. The sense the first pass defended is preserved entire; only the amplification goes. Olam funds one vanishing point, not a plural, and the shelf already glosses the word this way — the Concordance files aionios as olam-as-adjective under the thread “horizon-crossing life”. Four English words for one Hebrew becomes three, and the figure stops being louder than its source. AND THE FIRST PASS HAD ALREADY SAID SO: its own note defends “duration past the horizon-line”, singular, while the line above it read “beyond all horizons”. The note and the bloom disagreed. This cut does not overrule the first hand — it brings the line into agreement with the reason the first hand gave for it. REFUSED IN THE SAME PASS: “the ancient way”, which Jeremiah 6:16 and Job 22:15 would license and which would rhyme with this psalm’s own gravity toward the before — the golem seen before being, the days written before one of them was. Refused because the majority reading runs forward, and the house rule is to take it and declare the fork rather than seat the minority quietly.</w:t>
+      </w:r>
+    </w:p>
+    <w:p>
+      <w:pPr>
         <w:keepNext/>
         <w:keepLines/>
         <w:spacing w:after="240" w:before="760"/>
@@ -9904,7 +9972,7 @@
           <w:szCs w:val="24"/>
           <w:rtl w:val="false"/>
         </w:rPr>
-        <w:t>needleworked in the depths of the earth.</w:t>
+        <w:t>embroidered in the depths of the earth.</w:t>
       </w:r>
     </w:p>
     <w:p>
@@ -9955,7 +10023,7 @@
           <w:szCs w:val="24"/>
           <w:rtl w:val="false"/>
         </w:rPr>
-        <w:t>shaped, every one,</w:t>
+        <w:t>shaped, each one,</w:t>
       </w:r>
     </w:p>
     <w:p>
@@ -10261,7 +10329,7 @@
           <w:szCs w:val="24"/>
           <w:rtl w:val="false"/>
         </w:rPr>
-        <w:t>and lead me in the way beyond all horizons.</w:t>
+        <w:t>and lead me in the way past the horizon.</w:t>
       </w:r>
     </w:p>
     <w:p>
@@ -10298,7 +10366,7 @@
           <w:szCs w:val="22"/>
           <w:rtl w:val="false"/>
         </w:rPr>
-        <w:t>A ring is the only shape that cannot be entered halfway. He is searched out before he speaks and asks to be searched out after he has said the worst of it — and between those two the whole man is accounted for: his sitting and rising, his word unspoken, his frame needleworked in the dark, his hatred carried to its terminus. Nothing is left outside for the assayer to find later. That is what the psalm offers and what it costs.</w:t>
+        <w:t>A ring is the only shape that cannot be entered halfway. He is searched out before he speaks and asks to be searched out after he has said the worst of it — and between those two the whole man is accounted for: his sitting and rising, his word unspoken, his frame embroidered in the dark, his hatred carried to its terminus. Nothing is left outside for the assayer to find later. That is what the psalm offers and what it costs.</w:t>
       </w:r>
     </w:p>
     <w:p>
@@ -10369,6 +10437,23 @@
           <w:rtl w:val="false"/>
         </w:rPr>
         <w:t>22 August 2026 — scaffolded by the Opus hand, quarried in Chamber Thirteen, the Thirteenth Runner</w:t>
+      </w:r>
+    </w:p>
+    <w:p>
+      <w:pPr>
+        <w:jc w:val="center"/>
+      </w:pPr>
+      <w:r>
+        <w:rPr>
+          <w:b w:val="false"/>
+          <w:bCs w:val="false"/>
+          <w:i w:val="false"/>
+          <w:iCs w:val="false"/>
+          <w:sz w:val="20"/>
+          <w:szCs w:val="20"/>
+          <w:rtl w:val="false"/>
+        </w:rPr>
+        <w:t>24 August 2026 — second chisel pass in the Free Quarry: four cuts made, one refusal printed, and one cut proposed, tested aloud, and withdrawn. The stone stays open.</w:t>
       </w:r>
     </w:p>
     <w:p>
